--- a/Assg1/Output.docx
+++ b/Assg1/Output.docx
@@ -4,6 +4,9 @@
   <w:body>
     <w:p>
       <w:r>
+        <w:rPr>
+          <w:noProof/>
+        </w:rPr>
         <w:drawing>
           <wp:anchor distT="0" distB="0" distL="114300" distR="114300" simplePos="0" relativeHeight="251681792" behindDoc="0" locked="0" layoutInCell="1" allowOverlap="1" wp14:anchorId="339D5AC5" wp14:editId="36B0045E">
             <wp:simplePos x="0" y="0"/>
@@ -56,6 +59,9 @@
     </w:p>
     <w:p>
       <w:r>
+        <w:rPr>
+          <w:noProof/>
+        </w:rPr>
         <w:lastRenderedPageBreak/>
         <w:drawing>
           <wp:anchor distT="0" distB="0" distL="114300" distR="114300" simplePos="0" relativeHeight="251661312" behindDoc="0" locked="0" layoutInCell="1" allowOverlap="1" wp14:anchorId="36A4B002" wp14:editId="25256FAA">
@@ -119,6 +125,9 @@
     </w:p>
     <w:p>
       <w:r>
+        <w:rPr>
+          <w:noProof/>
+        </w:rPr>
         <w:lastRenderedPageBreak/>
         <w:drawing>
           <wp:anchor distT="0" distB="0" distL="114300" distR="114300" simplePos="0" relativeHeight="251663360" behindDoc="0" locked="0" layoutInCell="1" allowOverlap="1" wp14:anchorId="706E536C" wp14:editId="245F9640">
@@ -179,6 +188,9 @@
     <w:p/>
     <w:p>
       <w:r>
+        <w:rPr>
+          <w:noProof/>
+        </w:rPr>
         <w:drawing>
           <wp:anchor distT="0" distB="0" distL="114300" distR="114300" simplePos="0" relativeHeight="251665408" behindDoc="0" locked="0" layoutInCell="1" allowOverlap="1" wp14:anchorId="62A51072" wp14:editId="0E9244B6">
             <wp:simplePos x="0" y="0"/>
@@ -236,6 +248,9 @@
     <w:p/>
     <w:p>
       <w:r>
+        <w:rPr>
+          <w:noProof/>
+        </w:rPr>
         <w:drawing>
           <wp:anchor distT="0" distB="0" distL="114300" distR="114300" simplePos="0" relativeHeight="251671552" behindDoc="0" locked="0" layoutInCell="1" allowOverlap="1" wp14:anchorId="1BD23D51" wp14:editId="6B870F56">
             <wp:simplePos x="0" y="0"/>
@@ -350,6 +365,9 @@
     <w:p/>
     <w:p>
       <w:r>
+        <w:rPr>
+          <w:noProof/>
+        </w:rPr>
         <w:drawing>
           <wp:anchor distT="0" distB="0" distL="114300" distR="114300" simplePos="0" relativeHeight="251673600" behindDoc="0" locked="0" layoutInCell="1" allowOverlap="1" wp14:anchorId="0D0BBA26" wp14:editId="15F0F8A2">
             <wp:simplePos x="0" y="0"/>
@@ -406,18 +424,18 @@
     <w:p>
       <w:r>
         <w:drawing>
-          <wp:anchor distT="0" distB="0" distL="114300" distR="114300" simplePos="0" relativeHeight="251675648" behindDoc="0" locked="0" layoutInCell="1" allowOverlap="1" wp14:anchorId="06BB7EF1" wp14:editId="620197A0">
+          <wp:anchor distT="0" distB="0" distL="114300" distR="114300" simplePos="0" relativeHeight="251683840" behindDoc="0" locked="0" layoutInCell="1" allowOverlap="1" wp14:anchorId="3000F9AB" wp14:editId="4219E017">
             <wp:simplePos x="0" y="0"/>
-            <wp:positionH relativeFrom="column">
-              <wp:posOffset>0</wp:posOffset>
+            <wp:positionH relativeFrom="margin">
+              <wp:align>right</wp:align>
             </wp:positionH>
             <wp:positionV relativeFrom="paragraph">
-              <wp:posOffset>1270</wp:posOffset>
+              <wp:posOffset>57785</wp:posOffset>
             </wp:positionV>
-            <wp:extent cx="5943600" cy="916940"/>
-            <wp:effectExtent l="0" t="0" r="0" b="0"/>
+            <wp:extent cx="5943600" cy="832485"/>
+            <wp:effectExtent l="0" t="0" r="0" b="5715"/>
             <wp:wrapNone/>
-            <wp:docPr id="565968144" name="Picture 1"/>
+            <wp:docPr id="1786697651" name="Picture 1"/>
             <wp:cNvGraphicFramePr>
               <a:graphicFrameLocks xmlns:a="http://schemas.openxmlformats.org/drawingml/2006/main" noChangeAspect="1"/>
             </wp:cNvGraphicFramePr>
@@ -425,7 +443,7 @@
               <a:graphicData uri="http://schemas.openxmlformats.org/drawingml/2006/picture">
                 <pic:pic xmlns:pic="http://schemas.openxmlformats.org/drawingml/2006/picture">
                   <pic:nvPicPr>
-                    <pic:cNvPr id="565968144" name=""/>
+                    <pic:cNvPr id="1786697651" name=""/>
                     <pic:cNvPicPr/>
                   </pic:nvPicPr>
                   <pic:blipFill>
@@ -437,7 +455,7 @@
                   <pic:spPr>
                     <a:xfrm>
                       <a:off x="0" y="0"/>
-                      <a:ext cx="5943600" cy="916940"/>
+                      <a:ext cx="5943600" cy="832485"/>
                     </a:xfrm>
                     <a:prstGeom prst="rect">
                       <a:avLst/>
@@ -460,6 +478,9 @@
     <w:p/>
     <w:p>
       <w:r>
+        <w:rPr>
+          <w:noProof/>
+        </w:rPr>
         <w:drawing>
           <wp:anchor distT="0" distB="0" distL="114300" distR="114300" simplePos="0" relativeHeight="251677696" behindDoc="0" locked="0" layoutInCell="1" allowOverlap="1" wp14:anchorId="594E8F5C" wp14:editId="35DE9284">
             <wp:simplePos x="0" y="0"/>
@@ -517,6 +538,9 @@
     <w:p/>
     <w:p>
       <w:r>
+        <w:rPr>
+          <w:noProof/>
+        </w:rPr>
         <w:drawing>
           <wp:anchor distT="0" distB="0" distL="114300" distR="114300" simplePos="0" relativeHeight="251679744" behindDoc="0" locked="0" layoutInCell="1" allowOverlap="1" wp14:anchorId="1EA00E75" wp14:editId="7D575174">
             <wp:simplePos x="0" y="0"/>
